--- a/SWARD/Lectures/Lecture 7.docx
+++ b/SWARD/Lectures/Lecture 7.docx
@@ -55,9 +55,41 @@
           <w:szCs w:val="24"/>
           <w:u w:val="single"/>
         </w:rPr>
-        <w:t>patterns?</w:t>
-      </w:r>
-      <w:r>
+        <w:t>patterns?:</w:t>
+      </w:r>
+      <w:proofErr w:type="gramEnd"/>
+    </w:p>
+    <w:p>
+      <w:r>
+        <w:t xml:space="preserve">GRASP stands for general responsibility assignment software principles, it consists of 9 design patterns to help identify which object handles which tasks, it’s </w:t>
+      </w:r>
+      <w:proofErr w:type="gramStart"/>
+      <w:r>
+        <w:t>has</w:t>
+      </w:r>
+      <w:proofErr w:type="gramEnd"/>
+      <w:r>
+        <w:t xml:space="preserve"> the </w:t>
+      </w:r>
+      <w:proofErr w:type="spellStart"/>
+      <w:r>
+        <w:t>fundemantals</w:t>
+      </w:r>
+      <w:proofErr w:type="spellEnd"/>
+      <w:r>
+        <w:t xml:space="preserve"> of software architecture patterns. </w:t>
+      </w:r>
+      <w:proofErr w:type="gramStart"/>
+      <w:r>
+        <w:t>Its</w:t>
+      </w:r>
+      <w:proofErr w:type="gramEnd"/>
+      <w:r>
+        <w:t xml:space="preserve"> like learning the alphabets when it comes to software architecture and patterns. It helps achieve high cohesion and low coupling. For robust maintainable system.</w:t>
+      </w:r>
+    </w:p>
+    <w:p>
+      <w:pPr>
         <w:rPr>
           <w:b/>
           <w:bCs/>
@@ -65,41 +97,8 @@
           <w:szCs w:val="24"/>
           <w:u w:val="single"/>
         </w:rPr>
-        <w:t>:</w:t>
-      </w:r>
-      <w:proofErr w:type="gramEnd"/>
-    </w:p>
-    <w:p>
-      <w:r>
-        <w:t xml:space="preserve">GRASP stands for general responsibility assignment software principles, it consists of 9 design patterns to help identify which object handles which tasks, it’s </w:t>
-      </w:r>
-      <w:proofErr w:type="gramStart"/>
-      <w:r>
-        <w:t>has</w:t>
-      </w:r>
-      <w:proofErr w:type="gramEnd"/>
-      <w:r>
-        <w:t xml:space="preserve"> the </w:t>
-      </w:r>
-      <w:proofErr w:type="spellStart"/>
-      <w:r>
-        <w:t>fundemantals</w:t>
-      </w:r>
-      <w:proofErr w:type="spellEnd"/>
-      <w:r>
-        <w:t xml:space="preserve"> of software architecture patterns. </w:t>
-      </w:r>
-      <w:proofErr w:type="gramStart"/>
-      <w:r>
-        <w:t>Its</w:t>
-      </w:r>
-      <w:proofErr w:type="gramEnd"/>
-      <w:r>
-        <w:t xml:space="preserve"> like learning the alphabets when it comes to software architecture and patterns. It helps achieve high cohesion and low coupling. For robust maintainable system.</w:t>
-      </w:r>
-    </w:p>
-    <w:p>
-      <w:pPr>
+      </w:pPr>
+      <w:r>
         <w:rPr>
           <w:b/>
           <w:bCs/>
@@ -107,7 +106,9 @@
           <w:szCs w:val="24"/>
           <w:u w:val="single"/>
         </w:rPr>
-      </w:pPr>
+        <w:t xml:space="preserve">What does KISS stand </w:t>
+      </w:r>
+      <w:proofErr w:type="gramStart"/>
       <w:r>
         <w:rPr>
           <w:b/>
@@ -116,10 +117,36 @@
           <w:szCs w:val="24"/>
           <w:u w:val="single"/>
         </w:rPr>
-        <w:t xml:space="preserve">What does KISS stand </w:t>
-      </w:r>
-      <w:proofErr w:type="gramStart"/>
-      <w:r>
+        <w:t>for?:</w:t>
+      </w:r>
+      <w:proofErr w:type="gramEnd"/>
+    </w:p>
+    <w:p>
+      <w:r>
+        <w:t xml:space="preserve">It stands for Keep it simple and short. It means when designing a </w:t>
+      </w:r>
+      <w:proofErr w:type="gramStart"/>
+      <w:r>
+        <w:t>system</w:t>
+      </w:r>
+      <w:proofErr w:type="gramEnd"/>
+      <w:r>
+        <w:t xml:space="preserve"> we should only include the classes and features that we need no over engineering and no complex classes that would only increase the complexity of the system understanding.</w:t>
+      </w:r>
+      <w:r>
+        <w:t xml:space="preserve"> </w:t>
+      </w:r>
+      <w:proofErr w:type="gramStart"/>
+      <w:r>
+        <w:t>Also</w:t>
+      </w:r>
+      <w:proofErr w:type="gramEnd"/>
+      <w:r>
+        <w:t xml:space="preserve"> we need to make sure that its not simpler, meaning too simple that it does not deliver the implicit and explicit requirements.</w:t>
+      </w:r>
+    </w:p>
+    <w:p>
+      <w:pPr>
         <w:rPr>
           <w:b/>
           <w:bCs/>
@@ -127,36 +154,8 @@
           <w:szCs w:val="24"/>
           <w:u w:val="single"/>
         </w:rPr>
-        <w:t>for?:</w:t>
-      </w:r>
-      <w:proofErr w:type="gramEnd"/>
-    </w:p>
-    <w:p>
-      <w:r>
-        <w:t xml:space="preserve">It stands for Keep it simple and short. It means when designing a </w:t>
-      </w:r>
-      <w:proofErr w:type="gramStart"/>
-      <w:r>
-        <w:t>system</w:t>
-      </w:r>
-      <w:proofErr w:type="gramEnd"/>
-      <w:r>
-        <w:t xml:space="preserve"> we should only include the classes and features that we need no over engineering and no complex classes that would only increase the complexity of the system understanding.</w:t>
-      </w:r>
-      <w:r>
-        <w:t xml:space="preserve"> </w:t>
-      </w:r>
-      <w:proofErr w:type="gramStart"/>
-      <w:r>
-        <w:t>Also</w:t>
-      </w:r>
-      <w:proofErr w:type="gramEnd"/>
-      <w:r>
-        <w:t xml:space="preserve"> we need to make sure that its not simpler, meaning too simple that it does not deliver the implicit and explicit requirements.</w:t>
-      </w:r>
-    </w:p>
-    <w:p>
-      <w:pPr>
+      </w:pPr>
+      <w:r>
         <w:rPr>
           <w:b/>
           <w:bCs/>
@@ -164,8 +163,168 @@
           <w:szCs w:val="24"/>
           <w:u w:val="single"/>
         </w:rPr>
-      </w:pPr>
-      <w:r>
+        <w:t>What does a pattern mean and its origin:</w:t>
+      </w:r>
+    </w:p>
+    <w:p>
+      <w:r>
+        <w:t>Patterns are reusable solutions to recurring problems, originally from building architecture, where the same core idea can be applied in infinitely many unique ways to solve similar problems — and software design borrowed this powerful concept.</w:t>
+      </w:r>
+    </w:p>
+    <w:p>
+      <w:r>
+        <w:rPr>
+          <w:b/>
+          <w:bCs/>
+        </w:rPr>
+        <w:t xml:space="preserve">Some example patterns: </w:t>
+      </w:r>
+      <w:r>
+        <w:t xml:space="preserve">two sides, window seat, deep </w:t>
+      </w:r>
+      <w:proofErr w:type="spellStart"/>
+      <w:r>
+        <w:t>balacony</w:t>
+      </w:r>
+      <w:proofErr w:type="spellEnd"/>
+      <w:r>
+        <w:t>.</w:t>
+      </w:r>
+    </w:p>
+    <w:p/>
+    <w:p>
+      <w:r>
+        <w:rPr>
+          <w:b/>
+          <w:bCs/>
+        </w:rPr>
+        <w:t>Two Sides</w:t>
+      </w:r>
+      <w:r>
+        <w:rPr>
+          <w:b/>
+          <w:bCs/>
+        </w:rPr>
+        <w:t xml:space="preserve"> pattern</w:t>
+      </w:r>
+      <w:r>
+        <w:rPr>
+          <w:b/>
+          <w:bCs/>
+        </w:rPr>
+        <w:t>:</w:t>
+      </w:r>
+      <w:r>
+        <w:rPr>
+          <w:b/>
+          <w:bCs/>
+        </w:rPr>
+        <w:t xml:space="preserve">  </w:t>
+      </w:r>
+      <w:r>
+        <w:t xml:space="preserve">when applying a design pattern we </w:t>
+      </w:r>
+      <w:proofErr w:type="gramStart"/>
+      <w:r>
+        <w:t>have to</w:t>
+      </w:r>
+      <w:proofErr w:type="gramEnd"/>
+      <w:r>
+        <w:t xml:space="preserve"> make some trade-offs, </w:t>
+      </w:r>
+    </w:p>
+    <w:p>
+      <w:r>
+        <w:t>Some benefits of a design patterns are, makes the design maintainable, the software engineer can get the system right faster, the communication between the teams becomes easier.</w:t>
+      </w:r>
+    </w:p>
+    <w:p>
+      <w:r>
+        <w:t>Some withdraws are, we need then more classes, the architecture becomes bigger; meaning we have more classes, we need more physical resources. The system becomes slower. And bigger.</w:t>
+      </w:r>
+    </w:p>
+    <w:p>
+      <w:r>
+        <w:t xml:space="preserve">However, in modern tech. the real issue that the corporations are facing is the architecture complexity not the resources cost. </w:t>
+      </w:r>
+    </w:p>
+    <w:p/>
+    <w:p>
+      <w:r>
+        <w:rPr>
+          <w:b/>
+          <w:bCs/>
+        </w:rPr>
+        <w:t>Essential Elements of a Pattern:</w:t>
+      </w:r>
+      <w:r>
+        <w:rPr>
+          <w:b/>
+          <w:bCs/>
+        </w:rPr>
+        <w:t xml:space="preserve"> </w:t>
+      </w:r>
+      <w:r>
+        <w:t>to have a design pattern we should have some criteria for it to be called a pattern</w:t>
+      </w:r>
+    </w:p>
+    <w:p>
+      <w:r>
+        <w:rPr>
+          <w:b/>
+          <w:bCs/>
+        </w:rPr>
+        <w:t>A Name:</w:t>
+      </w:r>
+      <w:r>
+        <w:t xml:space="preserve"> to maintain a common way of describing and </w:t>
+      </w:r>
+      <w:r>
+        <w:t>understanding the pattern, increases the vocab.</w:t>
+      </w:r>
+    </w:p>
+    <w:p>
+      <w:r>
+        <w:rPr>
+          <w:b/>
+          <w:bCs/>
+        </w:rPr>
+        <w:t>A problem:</w:t>
+      </w:r>
+      <w:r>
+        <w:t xml:space="preserve"> the case where this design pattern should be used, and sometimes a checklist for the conditions under which the pattern should be applied.</w:t>
+      </w:r>
+    </w:p>
+    <w:p>
+      <w:r>
+        <w:rPr>
+          <w:b/>
+          <w:bCs/>
+        </w:rPr>
+        <w:t>Solution:</w:t>
+      </w:r>
+      <w:r>
+        <w:t xml:space="preserve"> </w:t>
+      </w:r>
+      <w:r>
+        <w:t>The solution describes the elements needed for the pattern, their relationships, responsibilities, and interactions. However, it is only an abstract design — not a concrete code implementation. The exact code will vary depending on the programming language and context.</w:t>
+      </w:r>
+    </w:p>
+    <w:p>
+      <w:r>
+        <w:rPr>
+          <w:b/>
+          <w:bCs/>
+        </w:rPr>
+        <w:t>Consequences:</w:t>
+      </w:r>
+      <w:r>
+        <w:t xml:space="preserve"> the withdraws of implementing this pattern, consequences are critical to evaluate the implementation before implementing it.</w:t>
+      </w:r>
+    </w:p>
+    <w:p/>
+    <w:p>
+      <w:pPr>
         <w:rPr>
           <w:b/>
           <w:bCs/>
@@ -173,181 +332,8 @@
           <w:szCs w:val="24"/>
           <w:u w:val="single"/>
         </w:rPr>
-        <w:t>What does a pattern mean and its origin:</w:t>
-      </w:r>
-    </w:p>
-    <w:p>
-      <w:r>
-        <w:t>Patterns are reusable solutions to recurring problems, originally from building architecture, where the same core idea can be applied in infinitely many unique ways</w:t>
-      </w:r>
-      <w:r>
-        <w:t xml:space="preserve"> to solve similar problems</w:t>
-      </w:r>
-      <w:r>
-        <w:t> — and software design borrowed this powerful concept.</w:t>
-      </w:r>
-    </w:p>
-    <w:p>
-      <w:r>
-        <w:rPr>
-          <w:b/>
-          <w:bCs/>
-        </w:rPr>
-        <w:t xml:space="preserve">Some example patterns: </w:t>
-      </w:r>
-      <w:r>
-        <w:t xml:space="preserve">two sides, window seat, deep </w:t>
-      </w:r>
-      <w:proofErr w:type="spellStart"/>
-      <w:r>
-        <w:t>balacony</w:t>
-      </w:r>
-      <w:proofErr w:type="spellEnd"/>
-      <w:r>
-        <w:t>.</w:t>
-      </w:r>
-    </w:p>
-    <w:p/>
-    <w:p>
-      <w:r>
-        <w:rPr>
-          <w:b/>
-          <w:bCs/>
-        </w:rPr>
-        <w:t>Two Sides</w:t>
-      </w:r>
-      <w:r>
-        <w:rPr>
-          <w:b/>
-          <w:bCs/>
-        </w:rPr>
-        <w:t xml:space="preserve"> pattern</w:t>
-      </w:r>
-      <w:r>
-        <w:rPr>
-          <w:b/>
-          <w:bCs/>
-        </w:rPr>
-        <w:t>:</w:t>
-      </w:r>
-      <w:r>
-        <w:rPr>
-          <w:b/>
-          <w:bCs/>
-        </w:rPr>
-        <w:t xml:space="preserve">  </w:t>
-      </w:r>
-      <w:r>
-        <w:t xml:space="preserve">when applying a design pattern we </w:t>
-      </w:r>
-      <w:proofErr w:type="gramStart"/>
-      <w:r>
-        <w:t>have to</w:t>
-      </w:r>
-      <w:proofErr w:type="gramEnd"/>
-      <w:r>
-        <w:t xml:space="preserve"> make some trade-offs, </w:t>
-      </w:r>
-    </w:p>
-    <w:p>
-      <w:r>
-        <w:t>Some benefits of a design patterns are, makes the design maintainable, the software engineer can get the system right faster, the communication between the teams becomes easier.</w:t>
-      </w:r>
-    </w:p>
-    <w:p>
-      <w:r>
-        <w:t>Some withdraws are, we need then more classes, the architecture becomes bigger; meaning we have more classes, we need more physical resources. The system becomes slower. And bigger.</w:t>
-      </w:r>
-    </w:p>
-    <w:p>
-      <w:r>
-        <w:t xml:space="preserve">However, in modern tech. the real issue that the corporations are facing is the architecture complexity not the resources cost. </w:t>
-      </w:r>
-    </w:p>
-    <w:p/>
-    <w:p>
-      <w:r>
-        <w:rPr>
-          <w:b/>
-          <w:bCs/>
-        </w:rPr>
-        <w:t>Essential Elements of a Pattern</w:t>
-      </w:r>
-      <w:r>
-        <w:rPr>
-          <w:b/>
-          <w:bCs/>
-        </w:rPr>
-        <w:t>:</w:t>
-      </w:r>
-      <w:r>
-        <w:rPr>
-          <w:b/>
-          <w:bCs/>
-        </w:rPr>
-        <w:t xml:space="preserve"> </w:t>
-      </w:r>
-      <w:r>
-        <w:t>to have a design pattern we should have some criteria for it to be called a pattern</w:t>
-      </w:r>
-    </w:p>
-    <w:p>
-      <w:r>
-        <w:rPr>
-          <w:b/>
-          <w:bCs/>
-        </w:rPr>
-        <w:t>A Name:</w:t>
-      </w:r>
-      <w:r>
-        <w:t xml:space="preserve"> to maintain a common way of describing and </w:t>
-      </w:r>
-      <w:r>
-        <w:t>understanding the pattern, increases the vocab.</w:t>
-      </w:r>
-    </w:p>
-    <w:p>
-      <w:r>
-        <w:rPr>
-          <w:b/>
-          <w:bCs/>
-        </w:rPr>
-        <w:t>A problem:</w:t>
-      </w:r>
-      <w:r>
-        <w:t xml:space="preserve"> the case where this design pattern should be used, and sometimes a checklist for the conditions under which the pattern should be applied.</w:t>
-      </w:r>
-    </w:p>
-    <w:p>
-      <w:r>
-        <w:rPr>
-          <w:b/>
-          <w:bCs/>
-        </w:rPr>
-        <w:t>Solution:</w:t>
-      </w:r>
-      <w:r>
-        <w:t xml:space="preserve"> </w:t>
-      </w:r>
-      <w:r>
-        <w:t>The solution describes the elements needed for the pattern, their relationships, responsibilities, and interactions. However, it is only an abstract design — not a concrete code implementation. The exact code will vary depending on the programming language and context.</w:t>
-      </w:r>
-    </w:p>
-    <w:p>
-      <w:r>
-        <w:rPr>
-          <w:b/>
-          <w:bCs/>
-        </w:rPr>
-        <w:t>Consequences:</w:t>
-      </w:r>
-      <w:r>
-        <w:t xml:space="preserve"> the withdraws of implementing this pattern, consequences are critical to evaluate the implementation before implementing it.</w:t>
-      </w:r>
-    </w:p>
-    <w:p/>
-    <w:p>
-      <w:pPr>
+      </w:pPr>
+      <w:r>
         <w:rPr>
           <w:b/>
           <w:bCs/>
@@ -355,7 +341,10 @@
           <w:szCs w:val="24"/>
           <w:u w:val="single"/>
         </w:rPr>
-      </w:pPr>
+        <w:lastRenderedPageBreak/>
+        <w:t xml:space="preserve">Gang of Four </w:t>
+      </w:r>
+      <w:proofErr w:type="spellStart"/>
       <w:r>
         <w:rPr>
           <w:b/>
@@ -364,10 +353,9 @@
           <w:szCs w:val="24"/>
           <w:u w:val="single"/>
         </w:rPr>
-        <w:lastRenderedPageBreak/>
-        <w:t xml:space="preserve">Gang of Four </w:t>
-      </w:r>
-      <w:proofErr w:type="spellStart"/>
+        <w:t>GoF</w:t>
+      </w:r>
+      <w:proofErr w:type="spellEnd"/>
       <w:r>
         <w:rPr>
           <w:b/>
@@ -376,125 +364,19 @@
           <w:szCs w:val="24"/>
           <w:u w:val="single"/>
         </w:rPr>
+        <w:t>:</w:t>
+      </w:r>
+    </w:p>
+    <w:p>
+      <w:proofErr w:type="spellStart"/>
+      <w:r>
         <w:t>GoF</w:t>
       </w:r>
       <w:proofErr w:type="spellEnd"/>
       <w:r>
-        <w:rPr>
-          <w:b/>
-          <w:bCs/>
-          <w:sz w:val="24"/>
-          <w:szCs w:val="24"/>
-          <w:u w:val="single"/>
-        </w:rPr>
-        <w:t>:</w:t>
-      </w:r>
-    </w:p>
-    <w:p>
-      <w:r>
-        <w:t xml:space="preserve">Most classic design patterns we hear about were defined in the </w:t>
-      </w:r>
-      <w:proofErr w:type="spellStart"/>
-      <w:r>
-        <w:t>GoF</w:t>
-      </w:r>
-      <w:proofErr w:type="spellEnd"/>
-      <w:r>
-        <w:t xml:space="preserve"> book. It organized patterns in a catalogue-like style and gave a template for pattern description and recognition.</w:t>
-      </w:r>
-    </w:p>
-    <w:p>
-      <w:r>
-        <w:t>T</w:t>
-      </w:r>
-      <w:r>
-        <w:t>he book had a template for software design patterns and had a template that can be filled to describe each pattern in the same way</w:t>
-      </w:r>
-      <w:r>
-        <w:t>; the template to be filled is:</w:t>
-      </w:r>
-    </w:p>
-    <w:p>
-      <w:r>
-        <w:t>Pattern Name and Classification</w:t>
-      </w:r>
-      <w:r>
-        <w:t>,</w:t>
-      </w:r>
-      <w:r>
-        <w:t xml:space="preserve"> Intent</w:t>
-      </w:r>
-      <w:r>
-        <w:t>,</w:t>
-      </w:r>
-      <w:r>
-        <w:t xml:space="preserve"> Also Known As</w:t>
-      </w:r>
-      <w:r>
-        <w:t>,</w:t>
-      </w:r>
-      <w:r>
-        <w:t xml:space="preserve"> Motivation</w:t>
-      </w:r>
-      <w:r>
-        <w:t>,</w:t>
-      </w:r>
-      <w:r>
-        <w:t xml:space="preserve"> Applicability</w:t>
-      </w:r>
-      <w:r>
-        <w:t>,</w:t>
-      </w:r>
-      <w:r>
-        <w:t xml:space="preserve"> Structure</w:t>
-      </w:r>
-      <w:r>
-        <w:t>,</w:t>
-      </w:r>
-      <w:r>
-        <w:t xml:space="preserve"> Participants</w:t>
-      </w:r>
-      <w:r>
-        <w:t>,</w:t>
-      </w:r>
-      <w:r>
-        <w:t xml:space="preserve"> Collaborations</w:t>
-      </w:r>
-      <w:r>
-        <w:t>,</w:t>
-      </w:r>
-      <w:r>
-        <w:t xml:space="preserve"> Consequences</w:t>
-      </w:r>
-      <w:r>
-        <w:t>,</w:t>
-      </w:r>
-      <w:r>
-        <w:t xml:space="preserve"> Implementation</w:t>
-      </w:r>
-      <w:r>
-        <w:t>,</w:t>
-      </w:r>
-      <w:r>
-        <w:t xml:space="preserve"> Sample Code</w:t>
-      </w:r>
-      <w:r>
-        <w:t>,</w:t>
-      </w:r>
-      <w:r>
-        <w:t xml:space="preserve"> Known Uses</w:t>
-      </w:r>
-      <w:r>
-        <w:t>,</w:t>
-      </w:r>
-      <w:r>
-        <w:t xml:space="preserve"> Related Patterns</w:t>
-      </w:r>
-      <w:r>
-        <w:t>.</w:t>
-      </w:r>
-    </w:p>
-    <w:p/>
+        <w:t xml:space="preserve"> patterns are proven, reusable solutions to common object-oriented design problems. Instead of writing ad-hoc code for recurring design challenges, developers can apply these patterns as templates.</w:t>
+      </w:r>
+    </w:p>
     <w:p>
       <w:proofErr w:type="spellStart"/>
       <w:r>
@@ -704,110 +586,275 @@
           <w:bCs/>
           <w:u w:val="single"/>
         </w:rPr>
-        <w:t>) Design Patterns</w:t>
-      </w:r>
-      <w:r>
-        <w:rPr>
-          <w:b/>
-          <w:bCs/>
-          <w:u w:val="single"/>
+        <w:t>) Design Patterns:</w:t>
+      </w:r>
+    </w:p>
+    <w:p>
+      <w:pPr>
+        <w:rPr>
+          <w:b/>
+          <w:bCs/>
+        </w:rPr>
+      </w:pPr>
+      <w:r>
+        <w:rPr>
+          <w:b/>
+          <w:bCs/>
+        </w:rPr>
+        <w:t>Adapter Pattern (</w:t>
+      </w:r>
+      <w:proofErr w:type="spellStart"/>
+      <w:r>
+        <w:rPr>
+          <w:b/>
+          <w:bCs/>
+        </w:rPr>
+        <w:t>GoF</w:t>
+      </w:r>
+      <w:proofErr w:type="spellEnd"/>
+      <w:r>
+        <w:rPr>
+          <w:b/>
+          <w:bCs/>
+        </w:rPr>
+        <w:t>)</w:t>
+      </w:r>
+      <w:r>
+        <w:rPr>
+          <w:b/>
+          <w:bCs/>
         </w:rPr>
         <w:t>:</w:t>
       </w:r>
     </w:p>
     <w:p>
+      <w:r>
+        <w:t xml:space="preserve">The problem is that we have 2 objects that need to communicate to calculate something or solve an issue, however the requesting method expects or uses a different method from the provider. To solve this problem, we create an adapter class of type interface. This interface has a unified method that works for all classes. We then make the requesting class communicate with it. </w:t>
+      </w:r>
+      <w:proofErr w:type="gramStart"/>
+      <w:r>
+        <w:t>So</w:t>
+      </w:r>
+      <w:proofErr w:type="gramEnd"/>
+      <w:r>
+        <w:t xml:space="preserve"> for the example </w:t>
+      </w:r>
+      <w:r>
+        <w:t xml:space="preserve">called calculate taxes. </w:t>
+      </w:r>
+      <w:proofErr w:type="gramStart"/>
+      <w:r>
+        <w:t>so</w:t>
+      </w:r>
+      <w:proofErr w:type="gramEnd"/>
+      <w:r>
+        <w:t xml:space="preserve"> the methods are </w:t>
+      </w:r>
+      <w:proofErr w:type="spellStart"/>
+      <w:r>
+        <w:t>incompatibale</w:t>
+      </w:r>
+      <w:proofErr w:type="spellEnd"/>
+      <w:r>
+        <w:t xml:space="preserve">, for this we create an interface called </w:t>
+      </w:r>
+      <w:proofErr w:type="spellStart"/>
+      <w:r>
+        <w:t>taxadapter</w:t>
+      </w:r>
+      <w:proofErr w:type="spellEnd"/>
+      <w:r>
+        <w:t xml:space="preserve"> that has a method called </w:t>
+      </w:r>
+      <w:proofErr w:type="spellStart"/>
+      <w:proofErr w:type="gramStart"/>
+      <w:r>
+        <w:t>taxCalc</w:t>
+      </w:r>
+      <w:proofErr w:type="spellEnd"/>
+      <w:r>
+        <w:t>(</w:t>
+      </w:r>
+      <w:proofErr w:type="gramEnd"/>
+      <w:r>
+        <w:t xml:space="preserve">), and each time we need the taxes we make the sale object use that interface with the system so one is for </w:t>
+      </w:r>
+      <w:proofErr w:type="spellStart"/>
+      <w:r>
+        <w:t>TaxMasterSystem</w:t>
+      </w:r>
+      <w:proofErr w:type="spellEnd"/>
+      <w:r>
+        <w:t>, and one for any</w:t>
+      </w:r>
+      <w:r>
+        <w:t xml:space="preserve"> </w:t>
+      </w:r>
+      <w:r>
+        <w:t>other system using a unified method.</w:t>
+      </w:r>
+    </w:p>
+    <w:p>
       <w:pPr>
         <w:rPr>
           <w:b/>
           <w:bCs/>
         </w:rPr>
       </w:pPr>
-      <w:r>
-        <w:rPr>
-          <w:b/>
-          <w:bCs/>
-        </w:rPr>
-        <w:t>Adapter Pattern (</w:t>
-      </w:r>
-      <w:proofErr w:type="spellStart"/>
-      <w:r>
-        <w:rPr>
-          <w:b/>
-          <w:bCs/>
-        </w:rPr>
-        <w:t>GoF</w:t>
-      </w:r>
-      <w:proofErr w:type="spellEnd"/>
-      <w:r>
-        <w:rPr>
-          <w:b/>
-          <w:bCs/>
-        </w:rPr>
-        <w:t>)</w:t>
-      </w:r>
-      <w:r>
-        <w:rPr>
-          <w:b/>
-          <w:bCs/>
-        </w:rPr>
-        <w:t>:</w:t>
-      </w:r>
-    </w:p>
-    <w:p>
-      <w:r>
-        <w:t xml:space="preserve">The problem is that we have 2 objects that need to communicate to calculate something or solve an issue, however the requesting method expects or uses a different method from the provider. To solve this problem, we create an adapter class of type interface. This interface has a unified method that works for all classes. We then make the requesting class communicate with it. </w:t>
-      </w:r>
-      <w:proofErr w:type="gramStart"/>
-      <w:r>
-        <w:t>So</w:t>
-      </w:r>
-      <w:proofErr w:type="gramEnd"/>
-      <w:r>
-        <w:t xml:space="preserve"> for the example </w:t>
-      </w:r>
-      <w:r>
-        <w:t xml:space="preserve">called calculate taxes. </w:t>
-      </w:r>
-      <w:proofErr w:type="gramStart"/>
-      <w:r>
-        <w:t>so</w:t>
-      </w:r>
-      <w:proofErr w:type="gramEnd"/>
-      <w:r>
-        <w:t xml:space="preserve"> the methods are </w:t>
-      </w:r>
-      <w:proofErr w:type="spellStart"/>
-      <w:r>
-        <w:t>incompatibale</w:t>
-      </w:r>
-      <w:proofErr w:type="spellEnd"/>
-      <w:r>
-        <w:t xml:space="preserve">, for this we </w:t>
-      </w:r>
-      <w:r>
+    </w:p>
+    <w:p>
+      <w:pPr>
+        <w:rPr>
+          <w:b/>
+          <w:bCs/>
+        </w:rPr>
+      </w:pPr>
+      <w:r>
+        <w:rPr>
+          <w:b/>
+          <w:bCs/>
+        </w:rPr>
         <w:lastRenderedPageBreak/>
-        <w:t xml:space="preserve">create an interface called </w:t>
-      </w:r>
-      <w:proofErr w:type="spellStart"/>
-      <w:r>
-        <w:t>taxadapter</w:t>
-      </w:r>
-      <w:proofErr w:type="spellEnd"/>
-      <w:r>
-        <w:t xml:space="preserve"> that has a method called </w:t>
-      </w:r>
-      <w:proofErr w:type="spellStart"/>
-      <w:proofErr w:type="gramStart"/>
+        <w:t>create an interface that unifies the operation, then we make each class we need to do the calculation implement it in a new adapter. we then use the interface inside the requester to make it call the provider</w:t>
+      </w:r>
+    </w:p>
+    <w:p>
+      <w:r>
+        <w:t xml:space="preserve">for that </w:t>
+      </w:r>
+      <w:proofErr w:type="gramStart"/>
+      <w:r>
+        <w:t>example</w:t>
+      </w:r>
+      <w:proofErr w:type="gramEnd"/>
+      <w:r>
+        <w:t xml:space="preserve"> we create an interface called </w:t>
+      </w:r>
+      <w:proofErr w:type="spellStart"/>
+      <w:r>
+        <w:t>TaxCalc</w:t>
+      </w:r>
+      <w:proofErr w:type="spellEnd"/>
+      <w:r>
+        <w:t xml:space="preserve"> and make each tax providing service implement it in a new class. So </w:t>
+      </w:r>
+      <w:proofErr w:type="spellStart"/>
+      <w:r>
+        <w:t>taxMasterAdapter</w:t>
+      </w:r>
+      <w:proofErr w:type="spellEnd"/>
+      <w:r>
+        <w:t xml:space="preserve"> implement </w:t>
+      </w:r>
+      <w:proofErr w:type="spellStart"/>
+      <w:r>
+        <w:t>TaxCalc</w:t>
+      </w:r>
+      <w:proofErr w:type="spellEnd"/>
+      <w:r>
+        <w:t xml:space="preserve"> and wrap the calculating function of </w:t>
+      </w:r>
+      <w:proofErr w:type="spellStart"/>
+      <w:r>
+        <w:t>taxmastersystem</w:t>
+      </w:r>
+      <w:proofErr w:type="spellEnd"/>
+      <w:r>
+        <w:t xml:space="preserve"> inside the </w:t>
+      </w:r>
+      <w:proofErr w:type="spellStart"/>
+      <w:r>
+        <w:t>taxmaster</w:t>
+      </w:r>
+      <w:proofErr w:type="spellEnd"/>
+      <w:r>
+        <w:t xml:space="preserve"> adapter. We then pass to the sale the </w:t>
+      </w:r>
+      <w:proofErr w:type="spellStart"/>
       <w:r>
         <w:t>taxCalc</w:t>
       </w:r>
       <w:proofErr w:type="spellEnd"/>
       <w:r>
+        <w:t xml:space="preserve"> to the Sale and make it call the </w:t>
+      </w:r>
+      <w:proofErr w:type="spellStart"/>
+      <w:r>
+        <w:t>taxmasteradapter</w:t>
+      </w:r>
+      <w:proofErr w:type="spellEnd"/>
+    </w:p>
+    <w:p>
+      <w:r>
+        <w:t>// Step 1: Create interface that unifies the operation</w:t>
+      </w:r>
+    </w:p>
+    <w:p>
+      <w:r>
+        <w:t xml:space="preserve">interface </w:t>
+      </w:r>
+      <w:proofErr w:type="spellStart"/>
+      <w:r>
+        <w:t>TaxService</w:t>
+      </w:r>
+      <w:proofErr w:type="spellEnd"/>
+      <w:r>
+        <w:t xml:space="preserve"> {</w:t>
+      </w:r>
+    </w:p>
+    <w:p>
+      <w:r>
+        <w:t xml:space="preserve">    double </w:t>
+      </w:r>
+      <w:proofErr w:type="spellStart"/>
+      <w:proofErr w:type="gramStart"/>
+      <w:r>
+        <w:t>getTaxes</w:t>
+      </w:r>
+      <w:proofErr w:type="spellEnd"/>
+      <w:r>
         <w:t>(</w:t>
       </w:r>
       <w:proofErr w:type="gramEnd"/>
       <w:r>
-        <w:t xml:space="preserve">), and each time we need the taxes we make the sale object use that interface with the system so one is for </w:t>
+        <w:t>Sale sale);</w:t>
+      </w:r>
+    </w:p>
+    <w:p>
+      <w:r>
+        <w:t>}</w:t>
+      </w:r>
+    </w:p>
+    <w:p/>
+    <w:p>
+      <w:r>
+        <w:t>// Step 2: Make each class implement it in a new adapter</w:t>
+      </w:r>
+    </w:p>
+    <w:p>
+      <w:r>
+        <w:t xml:space="preserve">class </w:t>
+      </w:r>
+      <w:proofErr w:type="spellStart"/>
+      <w:r>
+        <w:t>TaxMasterAdapter</w:t>
+      </w:r>
+      <w:proofErr w:type="spellEnd"/>
+      <w:r>
+        <w:t xml:space="preserve"> implements </w:t>
+      </w:r>
+      <w:proofErr w:type="spellStart"/>
+      <w:r>
+        <w:t>TaxService</w:t>
+      </w:r>
+      <w:proofErr w:type="spellEnd"/>
+      <w:r>
+        <w:t xml:space="preserve"> {</w:t>
+      </w:r>
+    </w:p>
+    <w:p>
+      <w:r>
+        <w:t xml:space="preserve">    private </w:t>
       </w:r>
       <w:proofErr w:type="spellStart"/>
       <w:r>
@@ -815,196 +862,206 @@
       </w:r>
       <w:proofErr w:type="spellEnd"/>
       <w:r>
-        <w:t>, and one for any</w:t>
-      </w:r>
+        <w:t xml:space="preserve"> system = new </w:t>
+      </w:r>
+      <w:proofErr w:type="spellStart"/>
+      <w:proofErr w:type="gramStart"/>
+      <w:r>
+        <w:t>TaxMasterSystem</w:t>
+      </w:r>
+      <w:proofErr w:type="spellEnd"/>
+      <w:r>
+        <w:t>(</w:t>
+      </w:r>
+      <w:proofErr w:type="gramEnd"/>
+      <w:r>
+        <w:t>);</w:t>
+      </w:r>
+    </w:p>
+    <w:p>
+      <w:r>
+        <w:t xml:space="preserve">    </w:t>
+      </w:r>
+    </w:p>
+    <w:p>
+      <w:r>
+        <w:t xml:space="preserve">    public double </w:t>
+      </w:r>
+      <w:proofErr w:type="spellStart"/>
+      <w:proofErr w:type="gramStart"/>
+      <w:r>
+        <w:t>getTaxes</w:t>
+      </w:r>
+      <w:proofErr w:type="spellEnd"/>
+      <w:r>
+        <w:t>(</w:t>
+      </w:r>
+      <w:proofErr w:type="gramEnd"/>
+      <w:r>
+        <w:t>Sale sale) {</w:t>
+      </w:r>
+    </w:p>
+    <w:p>
+      <w:r>
+        <w:t xml:space="preserve">        return </w:t>
+      </w:r>
+      <w:proofErr w:type="spellStart"/>
+      <w:proofErr w:type="gramStart"/>
+      <w:r>
+        <w:t>system.calculateTaxes</w:t>
+      </w:r>
+      <w:proofErr w:type="spellEnd"/>
+      <w:proofErr w:type="gramEnd"/>
+      <w:r>
+        <w:t>(</w:t>
+      </w:r>
+      <w:proofErr w:type="spellStart"/>
+      <w:proofErr w:type="gramStart"/>
+      <w:r>
+        <w:t>sale.getTotal</w:t>
+      </w:r>
+      <w:proofErr w:type="spellEnd"/>
+      <w:proofErr w:type="gramEnd"/>
+      <w:r>
+        <w:t>());</w:t>
+      </w:r>
+    </w:p>
+    <w:p>
+      <w:r>
+        <w:t xml:space="preserve">    }</w:t>
+      </w:r>
+    </w:p>
+    <w:p>
+      <w:r>
+        <w:t>}</w:t>
+      </w:r>
+    </w:p>
+    <w:p/>
+    <w:p>
+      <w:r>
+        <w:t xml:space="preserve">class </w:t>
+      </w:r>
+      <w:proofErr w:type="spellStart"/>
+      <w:r>
+        <w:t>AnotherTaxAdapter</w:t>
+      </w:r>
+      <w:proofErr w:type="spellEnd"/>
+      <w:r>
+        <w:t xml:space="preserve"> implements </w:t>
+      </w:r>
+      <w:proofErr w:type="spellStart"/>
+      <w:r>
+        <w:t>TaxService</w:t>
+      </w:r>
+      <w:proofErr w:type="spellEnd"/>
+      <w:r>
+        <w:t xml:space="preserve"> {</w:t>
+      </w:r>
+    </w:p>
+    <w:p>
+      <w:r>
+        <w:t xml:space="preserve">    private </w:t>
+      </w:r>
+      <w:proofErr w:type="spellStart"/>
+      <w:r>
+        <w:t>AnotherTaxSystem</w:t>
+      </w:r>
+      <w:proofErr w:type="spellEnd"/>
+      <w:r>
+        <w:t xml:space="preserve"> system = new </w:t>
+      </w:r>
+      <w:proofErr w:type="spellStart"/>
+      <w:proofErr w:type="gramStart"/>
+      <w:r>
+        <w:t>AnotherTaxSystem</w:t>
+      </w:r>
+      <w:proofErr w:type="spellEnd"/>
+      <w:r>
+        <w:t>(</w:t>
+      </w:r>
+      <w:proofErr w:type="gramEnd"/>
+      <w:r>
+        <w:t>);</w:t>
+      </w:r>
+    </w:p>
+    <w:p>
+      <w:r>
+        <w:t xml:space="preserve">    </w:t>
+      </w:r>
+    </w:p>
+    <w:p>
+      <w:r>
+        <w:t xml:space="preserve">    public double </w:t>
+      </w:r>
+      <w:proofErr w:type="spellStart"/>
+      <w:proofErr w:type="gramStart"/>
+      <w:r>
+        <w:t>getTaxes</w:t>
+      </w:r>
+      <w:proofErr w:type="spellEnd"/>
+      <w:r>
+        <w:t>(</w:t>
+      </w:r>
+      <w:proofErr w:type="gramEnd"/>
+      <w:r>
+        <w:t>Sale sale) {</w:t>
+      </w:r>
+    </w:p>
+    <w:p>
+      <w:r>
+        <w:t xml:space="preserve">        return </w:t>
+      </w:r>
+      <w:proofErr w:type="spellStart"/>
+      <w:proofErr w:type="gramStart"/>
+      <w:r>
+        <w:t>system.getTaxAmount</w:t>
+      </w:r>
+      <w:proofErr w:type="spellEnd"/>
+      <w:proofErr w:type="gramEnd"/>
+      <w:r>
+        <w:t>(sale);</w:t>
+      </w:r>
+    </w:p>
+    <w:p>
+      <w:r>
+        <w:t xml:space="preserve">    }</w:t>
+      </w:r>
+    </w:p>
+    <w:p>
+      <w:r>
+        <w:t>}</w:t>
+      </w:r>
+    </w:p>
+    <w:p/>
+    <w:p>
+      <w:r>
+        <w:t>// Step 3: Use the interface inside the requester to call the provider</w:t>
+      </w:r>
+    </w:p>
+    <w:p>
+      <w:r>
+        <w:t>class Sale {</w:t>
+      </w:r>
+    </w:p>
+    <w:p>
+      <w:r>
+        <w:t xml:space="preserve">    private </w:t>
+      </w:r>
+      <w:proofErr w:type="spellStart"/>
+      <w:r>
+        <w:t>TaxService</w:t>
+      </w:r>
+      <w:proofErr w:type="spellEnd"/>
       <w:r>
         <w:t xml:space="preserve"> </w:t>
       </w:r>
-      <w:r>
-        <w:t>other system using a unified method.</w:t>
-      </w:r>
-    </w:p>
-    <w:p>
-      <w:pPr>
-        <w:rPr>
-          <w:b/>
-          <w:bCs/>
-        </w:rPr>
-      </w:pPr>
-    </w:p>
-    <w:p>
-      <w:pPr>
-        <w:rPr>
-          <w:b/>
-          <w:bCs/>
-        </w:rPr>
-      </w:pPr>
-      <w:r>
-        <w:rPr>
-          <w:b/>
-          <w:bCs/>
-        </w:rPr>
-        <w:t>create an interface that unifies the operation, then we make each class we need to do the calculation implement it in a new adapter. we then use the interface inside the requester to make it call the provider</w:t>
-      </w:r>
-    </w:p>
-    <w:p>
-      <w:r>
-        <w:t xml:space="preserve">for that </w:t>
-      </w:r>
-      <w:proofErr w:type="gramStart"/>
-      <w:r>
-        <w:t>example</w:t>
-      </w:r>
-      <w:proofErr w:type="gramEnd"/>
-      <w:r>
-        <w:t xml:space="preserve"> we create an interface called </w:t>
-      </w:r>
-      <w:proofErr w:type="spellStart"/>
-      <w:r>
-        <w:t>TaxCalc</w:t>
-      </w:r>
-      <w:proofErr w:type="spellEnd"/>
-      <w:r>
-        <w:t xml:space="preserve"> and make each tax providing service implement it in a new class. So </w:t>
-      </w:r>
-      <w:proofErr w:type="spellStart"/>
-      <w:r>
-        <w:t>taxMasterAdapter</w:t>
-      </w:r>
-      <w:proofErr w:type="spellEnd"/>
-      <w:r>
-        <w:t xml:space="preserve"> implement </w:t>
-      </w:r>
-      <w:proofErr w:type="spellStart"/>
-      <w:r>
-        <w:t>TaxCalc</w:t>
-      </w:r>
-      <w:proofErr w:type="spellEnd"/>
-      <w:r>
-        <w:t xml:space="preserve"> and wrap the calculating function of </w:t>
-      </w:r>
-      <w:proofErr w:type="spellStart"/>
-      <w:r>
-        <w:t>taxmastersystem</w:t>
-      </w:r>
-      <w:proofErr w:type="spellEnd"/>
-      <w:r>
-        <w:t xml:space="preserve"> inside the </w:t>
-      </w:r>
-      <w:proofErr w:type="spellStart"/>
-      <w:r>
-        <w:t>taxmaster</w:t>
-      </w:r>
-      <w:proofErr w:type="spellEnd"/>
-      <w:r>
-        <w:t xml:space="preserve"> adapter. We then pass to the sale the </w:t>
-      </w:r>
-      <w:proofErr w:type="spellStart"/>
-      <w:r>
-        <w:t>taxCalc</w:t>
-      </w:r>
-      <w:proofErr w:type="spellEnd"/>
-      <w:r>
-        <w:t xml:space="preserve"> to the Sale and make it call the </w:t>
-      </w:r>
-      <w:proofErr w:type="spellStart"/>
-      <w:r>
-        <w:t>taxmasteradapter</w:t>
-      </w:r>
-      <w:proofErr w:type="spellEnd"/>
-    </w:p>
-    <w:p>
-      <w:r>
-        <w:t>// Step 1: Create interface that unifies the operation</w:t>
-      </w:r>
-    </w:p>
-    <w:p>
-      <w:r>
-        <w:t xml:space="preserve">interface </w:t>
-      </w:r>
-      <w:proofErr w:type="spellStart"/>
-      <w:r>
-        <w:t>TaxService</w:t>
-      </w:r>
-      <w:proofErr w:type="spellEnd"/>
-      <w:r>
-        <w:t xml:space="preserve"> {</w:t>
-      </w:r>
-    </w:p>
-    <w:p>
-      <w:r>
-        <w:t xml:space="preserve">    double </w:t>
-      </w:r>
-      <w:proofErr w:type="spellStart"/>
-      <w:proofErr w:type="gramStart"/>
-      <w:r>
-        <w:t>getTaxes</w:t>
-      </w:r>
-      <w:proofErr w:type="spellEnd"/>
-      <w:r>
-        <w:t>(</w:t>
-      </w:r>
-      <w:proofErr w:type="gramEnd"/>
-      <w:r>
-        <w:t>Sale sale);</w:t>
-      </w:r>
-    </w:p>
-    <w:p>
-      <w:r>
-        <w:t>}</w:t>
-      </w:r>
-    </w:p>
-    <w:p/>
-    <w:p>
-      <w:r>
-        <w:t>// Step 2: Make each class implement it in a new adapter</w:t>
-      </w:r>
-    </w:p>
-    <w:p>
-      <w:r>
-        <w:t xml:space="preserve">class </w:t>
-      </w:r>
-      <w:proofErr w:type="spellStart"/>
-      <w:r>
-        <w:t>TaxMasterAdapter</w:t>
-      </w:r>
-      <w:proofErr w:type="spellEnd"/>
-      <w:r>
-        <w:t xml:space="preserve"> implements </w:t>
-      </w:r>
-      <w:proofErr w:type="spellStart"/>
-      <w:r>
-        <w:t>TaxService</w:t>
-      </w:r>
-      <w:proofErr w:type="spellEnd"/>
-      <w:r>
-        <w:t xml:space="preserve"> {</w:t>
-      </w:r>
-    </w:p>
-    <w:p>
-      <w:r>
-        <w:t xml:space="preserve">    private </w:t>
-      </w:r>
-      <w:proofErr w:type="spellStart"/>
-      <w:r>
-        <w:t>TaxMasterSystem</w:t>
-      </w:r>
-      <w:proofErr w:type="spellEnd"/>
-      <w:r>
-        <w:t xml:space="preserve"> system = new </w:t>
-      </w:r>
-      <w:proofErr w:type="spellStart"/>
-      <w:proofErr w:type="gramStart"/>
-      <w:r>
-        <w:t>TaxMasterSystem</w:t>
-      </w:r>
-      <w:proofErr w:type="spellEnd"/>
-      <w:r>
-        <w:t>(</w:t>
-      </w:r>
-      <w:proofErr w:type="gramEnd"/>
-      <w:r>
-        <w:t>);</w:t>
+      <w:proofErr w:type="spellStart"/>
+      <w:r>
+        <w:t>taxService</w:t>
+      </w:r>
+      <w:proofErr w:type="spellEnd"/>
+      <w:r>
+        <w:t>;</w:t>
       </w:r>
     </w:p>
     <w:p>
@@ -1014,193 +1071,7 @@
     </w:p>
     <w:p>
       <w:r>
-        <w:t xml:space="preserve">    public double </w:t>
-      </w:r>
-      <w:proofErr w:type="spellStart"/>
-      <w:proofErr w:type="gramStart"/>
-      <w:r>
-        <w:t>getTaxes</w:t>
-      </w:r>
-      <w:proofErr w:type="spellEnd"/>
-      <w:r>
-        <w:t>(</w:t>
-      </w:r>
-      <w:proofErr w:type="gramEnd"/>
-      <w:r>
-        <w:t>Sale sale) {</w:t>
-      </w:r>
-    </w:p>
-    <w:p>
-      <w:r>
-        <w:t xml:space="preserve">        return </w:t>
-      </w:r>
-      <w:proofErr w:type="spellStart"/>
-      <w:proofErr w:type="gramStart"/>
-      <w:r>
-        <w:t>system.calculateTaxes</w:t>
-      </w:r>
-      <w:proofErr w:type="spellEnd"/>
-      <w:proofErr w:type="gramEnd"/>
-      <w:r>
-        <w:t>(</w:t>
-      </w:r>
-      <w:proofErr w:type="spellStart"/>
-      <w:proofErr w:type="gramStart"/>
-      <w:r>
-        <w:t>sale.getTotal</w:t>
-      </w:r>
-      <w:proofErr w:type="spellEnd"/>
-      <w:proofErr w:type="gramEnd"/>
-      <w:r>
-        <w:t>());</w:t>
-      </w:r>
-    </w:p>
-    <w:p>
-      <w:r>
-        <w:t xml:space="preserve">    }</w:t>
-      </w:r>
-    </w:p>
-    <w:p>
-      <w:r>
-        <w:t>}</w:t>
-      </w:r>
-    </w:p>
-    <w:p/>
-    <w:p>
-      <w:r>
-        <w:t xml:space="preserve">class </w:t>
-      </w:r>
-      <w:proofErr w:type="spellStart"/>
-      <w:r>
-        <w:t>AnotherTaxAdapter</w:t>
-      </w:r>
-      <w:proofErr w:type="spellEnd"/>
-      <w:r>
-        <w:t xml:space="preserve"> implements </w:t>
-      </w:r>
-      <w:proofErr w:type="spellStart"/>
-      <w:r>
-        <w:t>TaxService</w:t>
-      </w:r>
-      <w:proofErr w:type="spellEnd"/>
-      <w:r>
-        <w:t xml:space="preserve"> {</w:t>
-      </w:r>
-    </w:p>
-    <w:p>
-      <w:r>
-        <w:t xml:space="preserve">    private </w:t>
-      </w:r>
-      <w:proofErr w:type="spellStart"/>
-      <w:r>
-        <w:t>AnotherTaxSystem</w:t>
-      </w:r>
-      <w:proofErr w:type="spellEnd"/>
-      <w:r>
-        <w:t xml:space="preserve"> system = new </w:t>
-      </w:r>
-      <w:proofErr w:type="spellStart"/>
-      <w:proofErr w:type="gramStart"/>
-      <w:r>
-        <w:t>AnotherTaxSystem</w:t>
-      </w:r>
-      <w:proofErr w:type="spellEnd"/>
-      <w:r>
-        <w:t>(</w:t>
-      </w:r>
-      <w:proofErr w:type="gramEnd"/>
-      <w:r>
-        <w:t>);</w:t>
-      </w:r>
-    </w:p>
-    <w:p>
-      <w:r>
-        <w:t xml:space="preserve">    </w:t>
-      </w:r>
-    </w:p>
-    <w:p>
-      <w:r>
-        <w:t xml:space="preserve">    public double </w:t>
-      </w:r>
-      <w:proofErr w:type="spellStart"/>
-      <w:proofErr w:type="gramStart"/>
-      <w:r>
-        <w:t>getTaxes</w:t>
-      </w:r>
-      <w:proofErr w:type="spellEnd"/>
-      <w:r>
-        <w:t>(</w:t>
-      </w:r>
-      <w:proofErr w:type="gramEnd"/>
-      <w:r>
-        <w:t>Sale sale) {</w:t>
-      </w:r>
-    </w:p>
-    <w:p>
-      <w:r>
-        <w:t xml:space="preserve">        return </w:t>
-      </w:r>
-      <w:proofErr w:type="spellStart"/>
-      <w:proofErr w:type="gramStart"/>
-      <w:r>
-        <w:t>system.getTaxAmount</w:t>
-      </w:r>
-      <w:proofErr w:type="spellEnd"/>
-      <w:proofErr w:type="gramEnd"/>
-      <w:r>
-        <w:t>(sale);</w:t>
-      </w:r>
-    </w:p>
-    <w:p>
-      <w:r>
-        <w:t xml:space="preserve">    }</w:t>
-      </w:r>
-    </w:p>
-    <w:p>
-      <w:r>
-        <w:t>}</w:t>
-      </w:r>
-    </w:p>
-    <w:p/>
-    <w:p>
-      <w:r>
-        <w:t>// Step 3: Use the interface inside the requester to call the provider</w:t>
-      </w:r>
-    </w:p>
-    <w:p>
-      <w:r>
         <w:lastRenderedPageBreak/>
-        <w:t>class Sale {</w:t>
-      </w:r>
-    </w:p>
-    <w:p>
-      <w:r>
-        <w:t xml:space="preserve">    private </w:t>
-      </w:r>
-      <w:proofErr w:type="spellStart"/>
-      <w:r>
-        <w:t>TaxService</w:t>
-      </w:r>
-      <w:proofErr w:type="spellEnd"/>
-      <w:r>
-        <w:t xml:space="preserve"> </w:t>
-      </w:r>
-      <w:proofErr w:type="spellStart"/>
-      <w:r>
-        <w:t>taxService</w:t>
-      </w:r>
-      <w:proofErr w:type="spellEnd"/>
-      <w:r>
-        <w:t>;</w:t>
-      </w:r>
-    </w:p>
-    <w:p>
-      <w:r>
-        <w:t xml:space="preserve">    </w:t>
-      </w:r>
-    </w:p>
-    <w:p>
-      <w:r>
         <w:t xml:space="preserve">    public </w:t>
       </w:r>
       <w:proofErr w:type="gramStart"/>
@@ -1442,14 +1313,7 @@
           <w:b/>
           <w:bCs/>
         </w:rPr>
-        <w:t>P</w:t>
-      </w:r>
-      <w:r>
-        <w:rPr>
-          <w:b/>
-          <w:bCs/>
-        </w:rPr>
-        <w:t>roblem</w:t>
+        <w:t>Problem</w:t>
       </w:r>
       <w:r>
         <w:t>:</w:t>
@@ -1512,17 +1376,17 @@
           <w:b/>
           <w:bCs/>
         </w:rPr>
+        <w:t>Explaining the class diagram of the singleton:</w:t>
+      </w:r>
+    </w:p>
+    <w:p>
+      <w:r>
+        <w:t>At the top we see the class name and the number 1 meaning it’s a singleton</w:t>
+      </w:r>
+    </w:p>
+    <w:p>
+      <w:r>
         <w:lastRenderedPageBreak/>
-        <w:t>Explaining the class diagram of the singleton:</w:t>
-      </w:r>
-    </w:p>
-    <w:p>
-      <w:r>
-        <w:t>At the top we see the class name and the number 1 meaning it’s a singleton</w:t>
-      </w:r>
-    </w:p>
-    <w:p>
-      <w:r>
         <w:t xml:space="preserve">Then we have the variable names and their return types, in the class diagram if a variable is underlined that means it’s a static variable or a method. </w:t>
       </w:r>
     </w:p>
@@ -1727,17 +1591,7 @@
           <w:szCs w:val="24"/>
           <w:u w:val="single"/>
         </w:rPr>
-        <w:t>)</w:t>
-      </w:r>
-      <w:r>
-        <w:rPr>
-          <w:b/>
-          <w:bCs/>
-          <w:sz w:val="24"/>
-          <w:szCs w:val="24"/>
-          <w:u w:val="single"/>
-        </w:rPr>
-        <w:t>:</w:t>
+        <w:t>):</w:t>
       </w:r>
     </w:p>
     <w:p>
@@ -1755,25 +1609,7 @@
         <w:t xml:space="preserve">we </w:t>
       </w:r>
       <w:r>
-        <w:t xml:space="preserve">need different implementation based on the business logic, that changes frequently for the same purpose, </w:t>
-      </w:r>
-      <w:r>
-        <w:t>calculating</w:t>
-      </w:r>
-      <w:r>
-        <w:t xml:space="preserve"> discount, </w:t>
-      </w:r>
-      <w:r>
-        <w:t>calculating</w:t>
-      </w:r>
-      <w:r>
-        <w:t xml:space="preserve"> taxes, or so on. we need a way to separate the algorithms that </w:t>
-      </w:r>
-      <w:r>
-        <w:t>calculates</w:t>
-      </w:r>
-      <w:r>
-        <w:t xml:space="preserve"> this logic into different classes that can be decided in runtime environment</w:t>
+        <w:t>need different implementation based on the business logic, that changes frequently for the same purpose, calculating discount, calculating taxes, or so on. we need a way to separate the algorithms that calculates this logic into different classes that can be decided in runtime environment</w:t>
       </w:r>
     </w:p>
     <w:p>
@@ -1871,6 +1707,8 @@
     <w:p/>
     <w:p/>
     <w:p/>
+    <w:p/>
+    <w:p/>
     <w:p>
       <w:pPr>
         <w:rPr>
@@ -2028,10 +1866,7 @@
         <w:t>n:</w:t>
       </w:r>
       <w:r>
-        <w:t xml:space="preserve"> </w:t>
-      </w:r>
-      <w:r>
-        <w:t>the subscribers implement the interface called subscriber, and the event updater object calls update method on that interface just one time and all objects with subscriber implementation gets the update</w:t>
+        <w:t xml:space="preserve"> the subscribers implement the interface called subscriber, and the event updater object calls update method on that interface just one time and all objects with subscriber implementation gets the update</w:t>
       </w:r>
     </w:p>
     <w:p/>
@@ -2133,16 +1968,14 @@
       <w:r>
         <w:t xml:space="preserve"> It shows updated model data through </w:t>
       </w:r>
-      <w:proofErr w:type="spellStart"/>
       <w:r>
         <w:t>refreshes</w:t>
       </w:r>
       <w:r>
-        <w:t>The</w:t>
-      </w:r>
-      <w:proofErr w:type="spellEnd"/>
-      <w:r>
-        <w:t xml:space="preserve"> View creates the Controller that will handle its user input events</w:t>
+        <w:t xml:space="preserve"> </w:t>
+      </w:r>
+      <w:r>
+        <w:t>The View creates the Controller that will handle its user input events</w:t>
       </w:r>
     </w:p>
     <w:p/>
@@ -2387,17 +2220,7 @@
           <w:szCs w:val="28"/>
           <w:u w:val="single"/>
         </w:rPr>
-        <w:t>Anti-Patterns</w:t>
-      </w:r>
-      <w:r>
-        <w:rPr>
-          <w:b/>
-          <w:bCs/>
-          <w:sz w:val="28"/>
-          <w:szCs w:val="28"/>
-          <w:u w:val="single"/>
-        </w:rPr>
-        <w:t>:</w:t>
+        <w:t>Anti-Patterns:</w:t>
       </w:r>
     </w:p>
     <w:p>

--- a/SWARD/Lectures/Lecture 7.docx
+++ b/SWARD/Lectures/Lecture 7.docx
@@ -8,6 +8,7 @@
         <w:rPr>
           <w:b/>
           <w:bCs/>
+          <w:color w:val="FF0000"/>
           <w:sz w:val="28"/>
           <w:szCs w:val="28"/>
           <w:u w:val="single"/>
@@ -18,6 +19,7 @@
         <w:rPr>
           <w:b/>
           <w:bCs/>
+          <w:color w:val="FF0000"/>
           <w:sz w:val="28"/>
           <w:szCs w:val="28"/>
           <w:u w:val="single"/>
@@ -93,6 +95,7 @@
         <w:rPr>
           <w:b/>
           <w:bCs/>
+          <w:color w:val="000000" w:themeColor="text1"/>
           <w:sz w:val="24"/>
           <w:szCs w:val="24"/>
           <w:u w:val="single"/>
@@ -3052,6 +3055,7 @@
   <w:style w:type="character" w:default="1" w:styleId="DefaultParagraphFont">
     <w:name w:val="Default Paragraph Font"/>
     <w:uiPriority w:val="1"/>
+    <w:semiHidden/>
     <w:unhideWhenUsed/>
   </w:style>
   <w:style w:type="table" w:default="1" w:styleId="TableNormal">

--- a/SWARD/Lectures/Lecture 7.docx
+++ b/SWARD/Lectures/Lecture 7.docx
@@ -1844,11 +1844,9 @@
       <w:r>
         <w:t xml:space="preserve"> the publisher object needs to notify all the concerned objects that needs to know this update without knowing who </w:t>
       </w:r>
-      <w:proofErr w:type="gramStart"/>
-      <w:r>
-        <w:t>are these objects</w:t>
-      </w:r>
-      <w:proofErr w:type="gramEnd"/>
+      <w:r>
+        <w:t>these objects are</w:t>
+      </w:r>
       <w:r>
         <w:t>.</w:t>
       </w:r>
